--- a/文件/競賽的相關東西/崑山科技大學2025智慧生活創業競賽/附件三、團隊名稱-作品名稱 (切結書).docx
+++ b/文件/競賽的相關東西/崑山科技大學2025智慧生活創業競賽/附件三、團隊名稱-作品名稱 (切結書).docx
@@ -1,6 +1,6 @@
 
 <file path=word/document.xml><?xml version="1.0" encoding="utf-8"?>
-<w:document xmlns:wpc="http://schemas.microsoft.com/office/word/2010/wordprocessingCanvas" xmlns:cx="http://schemas.microsoft.com/office/drawing/2014/chartex" xmlns:cx1="http://schemas.microsoft.com/office/drawing/2015/9/8/chartex" xmlns:mc="http://schemas.openxmlformats.org/markup-compatibility/2006" xmlns:o="urn:schemas-microsoft-com:office:office" xmlns:r="http://schemas.openxmlformats.org/officeDocument/2006/relationships" xmlns:m="http://schemas.openxmlformats.org/officeDocument/2006/math" xmlns:v="urn:schemas-microsoft-com:vml" xmlns:wp14="http://schemas.microsoft.com/office/word/2010/wordprocessingDrawing" xmlns:wp="http://schemas.openxmlformats.org/drawingml/2006/wordprocessingDrawing" xmlns:w10="urn:schemas-microsoft-com:office:word" xmlns:w="http://schemas.openxmlformats.org/wordprocessingml/2006/main" xmlns:w14="http://schemas.microsoft.com/office/word/2010/wordml" xmlns:w15="http://schemas.microsoft.com/office/word/2012/wordml" xmlns:w16se="http://schemas.microsoft.com/office/word/2015/wordml/symex" xmlns:wpg="http://schemas.microsoft.com/office/word/2010/wordprocessingGroup" xmlns:wpi="http://schemas.microsoft.com/office/word/2010/wordprocessingInk" xmlns:wne="http://schemas.microsoft.com/office/word/2006/wordml" xmlns:wps="http://schemas.microsoft.com/office/word/2010/wordprocessingShape" mc:Ignorable="w14 w15 w16se wp14">
+<w:document xmlns:wpc="http://schemas.microsoft.com/office/word/2010/wordprocessingCanvas" xmlns:cx="http://schemas.microsoft.com/office/drawing/2014/chartex" xmlns:cx1="http://schemas.microsoft.com/office/drawing/2015/9/8/chartex" xmlns:cx2="http://schemas.microsoft.com/office/drawing/2015/10/21/chartex" xmlns:cx3="http://schemas.microsoft.com/office/drawing/2016/5/9/chartex" xmlns:cx4="http://schemas.microsoft.com/office/drawing/2016/5/10/chartex" xmlns:cx5="http://schemas.microsoft.com/office/drawing/2016/5/11/chartex" xmlns:cx6="http://schemas.microsoft.com/office/drawing/2016/5/12/chartex" xmlns:cx7="http://schemas.microsoft.com/office/drawing/2016/5/13/chartex" xmlns:cx8="http://schemas.microsoft.com/office/drawing/2016/5/14/chartex" xmlns:mc="http://schemas.openxmlformats.org/markup-compatibility/2006" xmlns:aink="http://schemas.microsoft.com/office/drawing/2016/ink" xmlns:am3d="http://schemas.microsoft.com/office/drawing/2017/model3d" xmlns:o="urn:schemas-microsoft-com:office:office" xmlns:oel="http://schemas.microsoft.com/office/2019/extlst" xmlns:r="http://schemas.openxmlformats.org/officeDocument/2006/relationships" xmlns:m="http://schemas.openxmlformats.org/officeDocument/2006/math" xmlns:v="urn:schemas-microsoft-com:vml" xmlns:wp14="http://schemas.microsoft.com/office/word/2010/wordprocessingDrawing" xmlns:wp="http://schemas.openxmlformats.org/drawingml/2006/wordprocessingDrawing" xmlns:w10="urn:schemas-microsoft-com:office:word" xmlns:w="http://schemas.openxmlformats.org/wordprocessingml/2006/main" xmlns:w14="http://schemas.microsoft.com/office/word/2010/wordml" xmlns:w15="http://schemas.microsoft.com/office/word/2012/wordml" xmlns:w16cex="http://schemas.microsoft.com/office/word/2018/wordml/cex" xmlns:w16cid="http://schemas.microsoft.com/office/word/2016/wordml/cid" xmlns:w16="http://schemas.microsoft.com/office/word/2018/wordml" xmlns:w16du="http://schemas.microsoft.com/office/word/2023/wordml/word16du" xmlns:w16sdtdh="http://schemas.microsoft.com/office/word/2020/wordml/sdtdatahash" xmlns:w16sdtfl="http://schemas.microsoft.com/office/word/2024/wordml/sdtformatlock" xmlns:w16se="http://schemas.microsoft.com/office/word/2015/wordml/symex" xmlns:wpg="http://schemas.microsoft.com/office/word/2010/wordprocessingGroup" xmlns:wpi="http://schemas.microsoft.com/office/word/2010/wordprocessingInk" xmlns:wne="http://schemas.microsoft.com/office/word/2006/wordml" xmlns:wps="http://schemas.microsoft.com/office/word/2010/wordprocessingShape" mc:Ignorable="w14 w15 w16se w16cid w16 w16cex w16sdtdh w16sdtfl w16du wp14">
   <w:body>
     <w:p>
       <w:pPr>
@@ -24,7 +24,7 @@
         <mc:AlternateContent>
           <mc:Choice Requires="wps">
             <w:drawing>
-              <wp:anchor distT="0" distB="0" distL="114300" distR="114300" simplePos="0" relativeHeight="251658240" behindDoc="0" locked="0" layoutInCell="1" allowOverlap="1">
+              <wp:anchor distT="0" distB="0" distL="114300" distR="114300" simplePos="0" relativeHeight="251658240" behindDoc="0" locked="0" layoutInCell="1" allowOverlap="1" wp14:anchorId="6CA20183" wp14:editId="1E210038">
                 <wp:simplePos x="0" y="0"/>
                 <wp:positionH relativeFrom="column">
                   <wp:posOffset>-452756</wp:posOffset>
@@ -103,11 +103,11 @@
           </mc:Choice>
           <mc:Fallback>
             <w:pict>
-              <v:shapetype id="_x0000_t202" coordsize="21600,21600" o:spt="202" path="m,l,21600r21600,l21600,xe">
+              <v:shapetype w14:anchorId="6CA20183" id="_x0000_t202" coordsize="21600,21600" o:spt="202" path="m,l,21600r21600,l21600,xe">
                 <v:stroke joinstyle="miter"/>
                 <v:path gradientshapeok="t" o:connecttype="rect"/>
               </v:shapetype>
-              <v:shape id="文字方塊 1" o:spid="_x0000_s1026" type="#_x0000_t202" style="position:absolute;left:0;text-align:left;margin-left:-35.65pt;margin-top:-22.3pt;width:57.75pt;height:27.8pt;z-index:251658240;visibility:visible;mso-wrap-style:square;mso-width-percent:0;mso-height-percent:0;mso-wrap-distance-left:9pt;mso-wrap-distance-top:0;mso-wrap-distance-right:9pt;mso-wrap-distance-bottom:0;mso-position-horizontal:absolute;mso-position-horizontal-relative:text;mso-position-vertical:absolute;mso-position-vertical-relative:text;mso-width-percent:0;mso-height-percent:0;mso-width-relative:margin;mso-height-relative:margin;v-text-anchor:top" o:gfxdata="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">
+              <v:shape id="文字方塊 1" o:spid="_x0000_s1026" type="#_x0000_t202" style="position:absolute;left:0;text-align:left;margin-left:-35.65pt;margin-top:-22.3pt;width:57.75pt;height:27.8pt;z-index:251658240;visibility:visible;mso-wrap-style:square;mso-width-percent:0;mso-height-percent:0;mso-wrap-distance-left:9pt;mso-wrap-distance-top:0;mso-wrap-distance-right:9pt;mso-wrap-distance-bottom:0;mso-position-horizontal:absolute;mso-position-horizontal-relative:text;mso-position-vertical:absolute;mso-position-vertical-relative:text;mso-width-percent:0;mso-height-percent:0;mso-width-relative:margin;mso-height-relative:margin;v-text-anchor:top" o:gfxdata="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">
                 <v:textbox>
                   <w:txbxContent>
                     <w:p>
@@ -124,17 +124,8 @@
                           <w:rFonts w:ascii="標楷體" w:eastAsia="標楷體" w:hAnsi="標楷體" w:hint="eastAsia"/>
                           <w:b/>
                         </w:rPr>
-                        <w:t>附件</w:t>
+                        <w:t>附件三</w:t>
                       </w:r>
-                      <w:proofErr w:type="gramStart"/>
-                      <w:r>
-                        <w:rPr>
-                          <w:rFonts w:ascii="標楷體" w:eastAsia="標楷體" w:hAnsi="標楷體" w:hint="eastAsia"/>
-                          <w:b/>
-                        </w:rPr>
-                        <w:t>三</w:t>
-                      </w:r>
-                      <w:proofErr w:type="gramEnd"/>
                     </w:p>
                   </w:txbxContent>
                 </v:textbox>
@@ -187,7 +178,25 @@
           <w:szCs w:val="28"/>
           <w:u w:val="single"/>
         </w:rPr>
-        <w:t xml:space="preserve">                </w:t>
+        <w:t xml:space="preserve"> </w:t>
+      </w:r>
+      <w:r>
+        <w:rPr>
+          <w:rFonts w:ascii="標楷體" w:eastAsia="標楷體" w:hAnsi="標楷體" w:hint="eastAsia"/>
+          <w:sz w:val="28"/>
+          <w:szCs w:val="28"/>
+          <w:u w:val="single"/>
+        </w:rPr>
+        <w:t>怪人請離隊</w:t>
+      </w:r>
+      <w:r>
+        <w:rPr>
+          <w:rFonts w:ascii="標楷體" w:eastAsia="標楷體" w:hAnsi="標楷體"/>
+          <w:sz w:val="28"/>
+          <w:szCs w:val="28"/>
+          <w:u w:val="single"/>
+        </w:rPr>
+        <w:t xml:space="preserve">     </w:t>
       </w:r>
       <w:r>
         <w:rPr>
@@ -902,8 +911,6 @@
         </w:rPr>
         <w:t>4</w:t>
       </w:r>
-      <w:bookmarkStart w:id="0" w:name="_GoBack"/>
-      <w:bookmarkEnd w:id="0"/>
       <w:r>
         <w:rPr>
           <w:rFonts w:ascii="標楷體" w:eastAsia="標楷體" w:hAnsi="標楷體" w:hint="eastAsia"/>
@@ -964,7 +971,7 @@
 </file>
 
 <file path=word/endnotes.xml><?xml version="1.0" encoding="utf-8"?>
-<w:endnotes xmlns:wpc="http://schemas.microsoft.com/office/word/2010/wordprocessingCanvas" xmlns:cx="http://schemas.microsoft.com/office/drawing/2014/chartex" xmlns:cx1="http://schemas.microsoft.com/office/drawing/2015/9/8/chartex" xmlns:mc="http://schemas.openxmlformats.org/markup-compatibility/2006" xmlns:o="urn:schemas-microsoft-com:office:office" xmlns:r="http://schemas.openxmlformats.org/officeDocument/2006/relationships" xmlns:m="http://schemas.openxmlformats.org/officeDocument/2006/math" xmlns:v="urn:schemas-microsoft-com:vml" xmlns:wp14="http://schemas.microsoft.com/office/word/2010/wordprocessingDrawing" xmlns:wp="http://schemas.openxmlformats.org/drawingml/2006/wordprocessingDrawing" xmlns:w10="urn:schemas-microsoft-com:office:word" xmlns:w="http://schemas.openxmlformats.org/wordprocessingml/2006/main" xmlns:w14="http://schemas.microsoft.com/office/word/2010/wordml" xmlns:w15="http://schemas.microsoft.com/office/word/2012/wordml" xmlns:w16se="http://schemas.microsoft.com/office/word/2015/wordml/symex" xmlns:wpg="http://schemas.microsoft.com/office/word/2010/wordprocessingGroup" xmlns:wpi="http://schemas.microsoft.com/office/word/2010/wordprocessingInk" xmlns:wne="http://schemas.microsoft.com/office/word/2006/wordml" xmlns:wps="http://schemas.microsoft.com/office/word/2010/wordprocessingShape" mc:Ignorable="w14 w15 w16se wp14">
+<w:endnotes xmlns:wpc="http://schemas.microsoft.com/office/word/2010/wordprocessingCanvas" xmlns:cx="http://schemas.microsoft.com/office/drawing/2014/chartex" xmlns:cx1="http://schemas.microsoft.com/office/drawing/2015/9/8/chartex" xmlns:cx2="http://schemas.microsoft.com/office/drawing/2015/10/21/chartex" xmlns:cx3="http://schemas.microsoft.com/office/drawing/2016/5/9/chartex" xmlns:cx4="http://schemas.microsoft.com/office/drawing/2016/5/10/chartex" xmlns:cx5="http://schemas.microsoft.com/office/drawing/2016/5/11/chartex" xmlns:cx6="http://schemas.microsoft.com/office/drawing/2016/5/12/chartex" xmlns:cx7="http://schemas.microsoft.com/office/drawing/2016/5/13/chartex" xmlns:cx8="http://schemas.microsoft.com/office/drawing/2016/5/14/chartex" xmlns:mc="http://schemas.openxmlformats.org/markup-compatibility/2006" xmlns:aink="http://schemas.microsoft.com/office/drawing/2016/ink" xmlns:am3d="http://schemas.microsoft.com/office/drawing/2017/model3d" xmlns:o="urn:schemas-microsoft-com:office:office" xmlns:oel="http://schemas.microsoft.com/office/2019/extlst" xmlns:r="http://schemas.openxmlformats.org/officeDocument/2006/relationships" xmlns:m="http://schemas.openxmlformats.org/officeDocument/2006/math" xmlns:v="urn:schemas-microsoft-com:vml" xmlns:wp14="http://schemas.microsoft.com/office/word/2010/wordprocessingDrawing" xmlns:wp="http://schemas.openxmlformats.org/drawingml/2006/wordprocessingDrawing" xmlns:w10="urn:schemas-microsoft-com:office:word" xmlns:w="http://schemas.openxmlformats.org/wordprocessingml/2006/main" xmlns:w14="http://schemas.microsoft.com/office/word/2010/wordml" xmlns:w15="http://schemas.microsoft.com/office/word/2012/wordml" xmlns:w16cex="http://schemas.microsoft.com/office/word/2018/wordml/cex" xmlns:w16cid="http://schemas.microsoft.com/office/word/2016/wordml/cid" xmlns:w16="http://schemas.microsoft.com/office/word/2018/wordml" xmlns:w16du="http://schemas.microsoft.com/office/word/2023/wordml/word16du" xmlns:w16sdtdh="http://schemas.microsoft.com/office/word/2020/wordml/sdtdatahash" xmlns:w16sdtfl="http://schemas.microsoft.com/office/word/2024/wordml/sdtformatlock" xmlns:w16se="http://schemas.microsoft.com/office/word/2015/wordml/symex" xmlns:wpg="http://schemas.microsoft.com/office/word/2010/wordprocessingGroup" xmlns:wpi="http://schemas.microsoft.com/office/word/2010/wordprocessingInk" xmlns:wne="http://schemas.microsoft.com/office/word/2006/wordml" xmlns:wps="http://schemas.microsoft.com/office/word/2010/wordprocessingShape" mc:Ignorable="w14 w15 w16se w16cid w16 w16cex w16sdtdh w16sdtfl w16du wp14">
   <w:endnote w:type="separator" w:id="-1">
     <w:p>
       <w:r>
@@ -983,7 +990,7 @@
 </file>
 
 <file path=word/footnotes.xml><?xml version="1.0" encoding="utf-8"?>
-<w:footnotes xmlns:wpc="http://schemas.microsoft.com/office/word/2010/wordprocessingCanvas" xmlns:cx="http://schemas.microsoft.com/office/drawing/2014/chartex" xmlns:cx1="http://schemas.microsoft.com/office/drawing/2015/9/8/chartex" xmlns:mc="http://schemas.openxmlformats.org/markup-compatibility/2006" xmlns:o="urn:schemas-microsoft-com:office:office" xmlns:r="http://schemas.openxmlformats.org/officeDocument/2006/relationships" xmlns:m="http://schemas.openxmlformats.org/officeDocument/2006/math" xmlns:v="urn:schemas-microsoft-com:vml" xmlns:wp14="http://schemas.microsoft.com/office/word/2010/wordprocessingDrawing" xmlns:wp="http://schemas.openxmlformats.org/drawingml/2006/wordprocessingDrawing" xmlns:w10="urn:schemas-microsoft-com:office:word" xmlns:w="http://schemas.openxmlformats.org/wordprocessingml/2006/main" xmlns:w14="http://schemas.microsoft.com/office/word/2010/wordml" xmlns:w15="http://schemas.microsoft.com/office/word/2012/wordml" xmlns:w16se="http://schemas.microsoft.com/office/word/2015/wordml/symex" xmlns:wpg="http://schemas.microsoft.com/office/word/2010/wordprocessingGroup" xmlns:wpi="http://schemas.microsoft.com/office/word/2010/wordprocessingInk" xmlns:wne="http://schemas.microsoft.com/office/word/2006/wordml" xmlns:wps="http://schemas.microsoft.com/office/word/2010/wordprocessingShape" mc:Ignorable="w14 w15 w16se wp14">
+<w:footnotes xmlns:wpc="http://schemas.microsoft.com/office/word/2010/wordprocessingCanvas" xmlns:cx="http://schemas.microsoft.com/office/drawing/2014/chartex" xmlns:cx1="http://schemas.microsoft.com/office/drawing/2015/9/8/chartex" xmlns:cx2="http://schemas.microsoft.com/office/drawing/2015/10/21/chartex" xmlns:cx3="http://schemas.microsoft.com/office/drawing/2016/5/9/chartex" xmlns:cx4="http://schemas.microsoft.com/office/drawing/2016/5/10/chartex" xmlns:cx5="http://schemas.microsoft.com/office/drawing/2016/5/11/chartex" xmlns:cx6="http://schemas.microsoft.com/office/drawing/2016/5/12/chartex" xmlns:cx7="http://schemas.microsoft.com/office/drawing/2016/5/13/chartex" xmlns:cx8="http://schemas.microsoft.com/office/drawing/2016/5/14/chartex" xmlns:mc="http://schemas.openxmlformats.org/markup-compatibility/2006" xmlns:aink="http://schemas.microsoft.com/office/drawing/2016/ink" xmlns:am3d="http://schemas.microsoft.com/office/drawing/2017/model3d" xmlns:o="urn:schemas-microsoft-com:office:office" xmlns:oel="http://schemas.microsoft.com/office/2019/extlst" xmlns:r="http://schemas.openxmlformats.org/officeDocument/2006/relationships" xmlns:m="http://schemas.openxmlformats.org/officeDocument/2006/math" xmlns:v="urn:schemas-microsoft-com:vml" xmlns:wp14="http://schemas.microsoft.com/office/word/2010/wordprocessingDrawing" xmlns:wp="http://schemas.openxmlformats.org/drawingml/2006/wordprocessingDrawing" xmlns:w10="urn:schemas-microsoft-com:office:word" xmlns:w="http://schemas.openxmlformats.org/wordprocessingml/2006/main" xmlns:w14="http://schemas.microsoft.com/office/word/2010/wordml" xmlns:w15="http://schemas.microsoft.com/office/word/2012/wordml" xmlns:w16cex="http://schemas.microsoft.com/office/word/2018/wordml/cex" xmlns:w16cid="http://schemas.microsoft.com/office/word/2016/wordml/cid" xmlns:w16="http://schemas.microsoft.com/office/word/2018/wordml" xmlns:w16du="http://schemas.microsoft.com/office/word/2023/wordml/word16du" xmlns:w16sdtdh="http://schemas.microsoft.com/office/word/2020/wordml/sdtdatahash" xmlns:w16sdtfl="http://schemas.microsoft.com/office/word/2024/wordml/sdtformatlock" xmlns:w16se="http://schemas.microsoft.com/office/word/2015/wordml/symex" xmlns:wpg="http://schemas.microsoft.com/office/word/2010/wordprocessingGroup" xmlns:wpi="http://schemas.microsoft.com/office/word/2010/wordprocessingInk" xmlns:wne="http://schemas.microsoft.com/office/word/2006/wordml" xmlns:wps="http://schemas.microsoft.com/office/word/2010/wordprocessingShape" mc:Ignorable="w14 w15 w16se w16cid w16 w16cex w16sdtdh w16sdtfl w16du wp14">
   <w:footnote w:type="separator" w:id="-1">
     <w:p>
       <w:r>
@@ -1002,7 +1009,7 @@
 </file>
 
 <file path=word/styles.xml><?xml version="1.0" encoding="utf-8"?>
-<w:styles xmlns:mc="http://schemas.openxmlformats.org/markup-compatibility/2006" xmlns:r="http://schemas.openxmlformats.org/officeDocument/2006/relationships" xmlns:w="http://schemas.openxmlformats.org/wordprocessingml/2006/main" xmlns:w14="http://schemas.microsoft.com/office/word/2010/wordml" xmlns:w15="http://schemas.microsoft.com/office/word/2012/wordml" xmlns:w16se="http://schemas.microsoft.com/office/word/2015/wordml/symex" mc:Ignorable="w14 w15 w16se">
+<w:styles xmlns:mc="http://schemas.openxmlformats.org/markup-compatibility/2006" xmlns:r="http://schemas.openxmlformats.org/officeDocument/2006/relationships" xmlns:w="http://schemas.openxmlformats.org/wordprocessingml/2006/main" xmlns:w14="http://schemas.microsoft.com/office/word/2010/wordml" xmlns:w15="http://schemas.microsoft.com/office/word/2012/wordml" xmlns:w16cex="http://schemas.microsoft.com/office/word/2018/wordml/cex" xmlns:w16cid="http://schemas.microsoft.com/office/word/2016/wordml/cid" xmlns:w16="http://schemas.microsoft.com/office/word/2018/wordml" xmlns:w16du="http://schemas.microsoft.com/office/word/2023/wordml/word16du" xmlns:w16sdtdh="http://schemas.microsoft.com/office/word/2020/wordml/sdtdatahash" xmlns:w16sdtfl="http://schemas.microsoft.com/office/word/2024/wordml/sdtformatlock" xmlns:w16se="http://schemas.microsoft.com/office/word/2015/wordml/symex" mc:Ignorable="w14 w15 w16se w16cid w16 w16cex w16sdtdh w16sdtfl w16du">
   <w:docDefaults>
     <w:rPrDefault>
       <w:rPr>
@@ -1015,7 +1022,7 @@
     </w:rPrDefault>
     <w:pPrDefault/>
   </w:docDefaults>
-  <w:latentStyles w:defLockedState="0" w:defUIPriority="99" w:defSemiHidden="0" w:defUnhideWhenUsed="0" w:defQFormat="0" w:count="371">
+  <w:latentStyles w:defLockedState="0" w:defUIPriority="99" w:defSemiHidden="0" w:defUnhideWhenUsed="0" w:defQFormat="0" w:count="376">
     <w:lsdException w:name="Normal" w:uiPriority="0" w:qFormat="1"/>
     <w:lsdException w:name="heading 1" w:uiPriority="9" w:qFormat="1"/>
     <w:lsdException w:name="heading 2" w:semiHidden="1" w:uiPriority="9" w:unhideWhenUsed="1" w:qFormat="1"/>
@@ -1387,6 +1394,11 @@
     <w:lsdException w:name="List Table 5 Dark Accent 6" w:uiPriority="50"/>
     <w:lsdException w:name="List Table 6 Colorful Accent 6" w:uiPriority="51"/>
     <w:lsdException w:name="List Table 7 Colorful Accent 6" w:uiPriority="52"/>
+    <w:lsdException w:name="Mention" w:semiHidden="1" w:unhideWhenUsed="1"/>
+    <w:lsdException w:name="Smart Hyperlink" w:semiHidden="1" w:unhideWhenUsed="1"/>
+    <w:lsdException w:name="Hashtag" w:semiHidden="1" w:unhideWhenUsed="1"/>
+    <w:lsdException w:name="Unresolved Mention" w:semiHidden="1" w:unhideWhenUsed="1"/>
+    <w:lsdException w:name="Smart Link" w:semiHidden="1" w:unhideWhenUsed="1"/>
   </w:latentStyles>
   <w:style w:type="paragraph" w:default="1" w:styleId="a">
     <w:name w:val="Normal"/>
